--- a/Design Brief.docx
+++ b/Design Brief.docx
@@ -5,7 +5,13 @@
     <w:sdt>
       <w:sdtPr>
         <w:rPr>
+          <w:rFonts w:eastAsiaTheme="minorHAnsi"/>
           <w:color w:val="156082" w:themeColor="accent1"/>
+          <w:kern w:val="2"/>
+          <w:sz w:val="24"/>
+          <w:szCs w:val="24"/>
+          <w:lang w:val="en-GB" w:eastAsia="en-US"/>
+          <w14:ligatures w14:val="standardContextual"/>
         </w:rPr>
         <w:id w:val="-462658818"/>
         <w:docPartObj>
@@ -15,29 +21,24 @@
       </w:sdtPr>
       <w:sdtEndPr>
         <w:rPr>
-          <w:rFonts w:eastAsiaTheme="minorHAnsi"/>
           <w:color w:val="auto"/>
-          <w:kern w:val="2"/>
-          <w:sz w:val="24"/>
-          <w:szCs w:val="24"/>
-          <w:lang w:eastAsia="en-US"/>
-          <w14:ligatures w14:val="standardContextual"/>
         </w:rPr>
       </w:sdtEndPr>
       <w:sdtContent>
         <w:p>
           <w:pPr>
-            <w:pStyle w:val="Sinespaciado"/>
+            <w:pStyle w:val="NoSpacing"/>
             <w:spacing w:before="1540" w:after="240"/>
             <w:jc w:val="center"/>
             <w:rPr>
               <w:color w:val="156082" w:themeColor="accent1"/>
+              <w:lang w:val="en-GB"/>
             </w:rPr>
           </w:pPr>
           <w:r>
             <w:rPr>
-              <w:noProof/>
               <w:color w:val="156082" w:themeColor="accent1"/>
+              <w:lang w:val="en-GB"/>
             </w:rPr>
             <w:drawing>
               <wp:inline distT="0" distB="0" distL="0" distR="0" wp14:anchorId="65269DD0" wp14:editId="1581258F">
@@ -96,11 +97,10 @@
         <w:sdt>
           <w:sdtPr>
             <w:rPr>
-              <w:rFonts w:asciiTheme="majorHAnsi" w:eastAsiaTheme="majorEastAsia" w:hAnsiTheme="majorHAnsi" w:cstheme="majorBidi"/>
-              <w:caps/>
-              <w:color w:val="156082" w:themeColor="accent1"/>
-              <w:sz w:val="52"/>
-              <w:szCs w:val="52"/>
+              <w:color w:val="215E99" w:themeColor="text2" w:themeTint="BF"/>
+              <w:sz w:val="72"/>
+              <w:szCs w:val="72"/>
+              <w:lang w:val="en-GB"/>
             </w:rPr>
             <w:alias w:val="Título"/>
             <w:tag w:val=""/>
@@ -114,7 +114,7 @@
           <w:sdtContent>
             <w:p>
               <w:pPr>
-                <w:pStyle w:val="Sinespaciado"/>
+                <w:pStyle w:val="NoSpacing"/>
                 <w:pBdr>
                   <w:top w:val="single" w:sz="6" w:space="6" w:color="156082" w:themeColor="accent1"/>
                   <w:bottom w:val="single" w:sz="6" w:space="6" w:color="156082" w:themeColor="accent1"/>
@@ -124,40 +124,20 @@
                 <w:rPr>
                   <w:rFonts w:asciiTheme="majorHAnsi" w:eastAsiaTheme="majorEastAsia" w:hAnsiTheme="majorHAnsi" w:cstheme="majorBidi"/>
                   <w:caps/>
-                  <w:color w:val="156082" w:themeColor="accent1"/>
-                  <w:sz w:val="52"/>
-                  <w:szCs w:val="52"/>
+                  <w:color w:val="215E99" w:themeColor="text2" w:themeTint="BF"/>
+                  <w:sz w:val="72"/>
+                  <w:szCs w:val="72"/>
+                  <w:lang w:val="en-GB"/>
                 </w:rPr>
               </w:pPr>
               <w:r>
                 <w:rPr>
-                  <w:rFonts w:asciiTheme="majorHAnsi" w:eastAsiaTheme="majorEastAsia" w:hAnsiTheme="majorHAnsi" w:cstheme="majorBidi"/>
-                  <w:caps/>
-                  <w:color w:val="156082" w:themeColor="accent1"/>
-                  <w:sz w:val="52"/>
-                  <w:szCs w:val="52"/>
+                  <w:color w:val="215E99" w:themeColor="text2" w:themeTint="BF"/>
+                  <w:sz w:val="72"/>
+                  <w:szCs w:val="72"/>
+                  <w:lang w:val="en-GB"/>
                 </w:rPr>
-                <w:t>Microcontroller-Based I</w:t>
-              </w:r>
-              <w:r>
-                <w:rPr>
-                  <w:rFonts w:asciiTheme="majorHAnsi" w:eastAsiaTheme="majorEastAsia" w:hAnsiTheme="majorHAnsi" w:cstheme="majorBidi"/>
-                  <w:caps/>
-                  <w:color w:val="156082" w:themeColor="accent1"/>
-                  <w:sz w:val="52"/>
-                  <w:szCs w:val="52"/>
-                </w:rPr>
-                <w:t>o</w:t>
-              </w:r>
-              <w:r>
-                <w:rPr>
-                  <w:rFonts w:asciiTheme="majorHAnsi" w:eastAsiaTheme="majorEastAsia" w:hAnsiTheme="majorHAnsi" w:cstheme="majorBidi"/>
-                  <w:caps/>
-                  <w:color w:val="156082" w:themeColor="accent1"/>
-                  <w:sz w:val="52"/>
-                  <w:szCs w:val="52"/>
-                </w:rPr>
-                <w:t>T Smart Cooling System with Cloud-Loop Control</w:t>
+                <w:t>Smart Server Rack Cooling</w:t>
               </w:r>
             </w:p>
           </w:sdtContent>
@@ -168,6 +148,7 @@
               <w:color w:val="156082" w:themeColor="accent1"/>
               <w:sz w:val="28"/>
               <w:szCs w:val="28"/>
+              <w:lang w:val="en-GB"/>
             </w:rPr>
             <w:alias w:val="Subtítulo"/>
             <w:tag w:val=""/>
@@ -181,12 +162,13 @@
           <w:sdtContent>
             <w:p>
               <w:pPr>
-                <w:pStyle w:val="Sinespaciado"/>
+                <w:pStyle w:val="NoSpacing"/>
                 <w:jc w:val="center"/>
                 <w:rPr>
                   <w:color w:val="156082" w:themeColor="accent1"/>
                   <w:sz w:val="28"/>
                   <w:szCs w:val="28"/>
+                  <w:lang w:val="en-GB"/>
                 </w:rPr>
               </w:pPr>
               <w:r>
@@ -194,6 +176,7 @@
                   <w:color w:val="156082" w:themeColor="accent1"/>
                   <w:sz w:val="28"/>
                   <w:szCs w:val="28"/>
+                  <w:lang w:val="en-GB"/>
                 </w:rPr>
                 <w:t>David Tapia Caicedo</w:t>
               </w:r>
@@ -202,17 +185,18 @@
         </w:sdt>
         <w:p>
           <w:pPr>
-            <w:pStyle w:val="Sinespaciado"/>
+            <w:pStyle w:val="NoSpacing"/>
             <w:spacing w:before="480"/>
             <w:jc w:val="center"/>
             <w:rPr>
               <w:color w:val="156082" w:themeColor="accent1"/>
+              <w:lang w:val="en-GB"/>
             </w:rPr>
           </w:pPr>
           <w:r>
             <w:rPr>
-              <w:noProof/>
               <w:color w:val="156082" w:themeColor="accent1"/>
+              <w:lang w:val="en-GB"/>
             </w:rPr>
             <w:drawing>
               <wp:inline distT="0" distB="0" distL="0" distR="0" wp14:anchorId="42F4CA44" wp14:editId="75330F0F">
@@ -266,11 +250,12 @@
         </w:p>
         <w:p>
           <w:pPr>
-            <w:pStyle w:val="Sinespaciado"/>
+            <w:pStyle w:val="NoSpacing"/>
             <w:spacing w:before="480"/>
             <w:jc w:val="center"/>
             <w:rPr>
               <w:color w:val="156082" w:themeColor="accent1"/>
+              <w:lang w:val="en-GB"/>
             </w:rPr>
           </w:pPr>
         </w:p>
@@ -280,7 +265,6 @@
           </w:pPr>
           <w:r>
             <w:rPr>
-              <w:noProof/>
               <w:color w:val="156082" w:themeColor="accent1"/>
             </w:rPr>
             <mc:AlternateContent>
@@ -344,7 +328,7 @@
                             <w:txbxContent>
                               <w:p>
                                 <w:pPr>
-                                  <w:pStyle w:val="Sinespaciado"/>
+                                  <w:pStyle w:val="NoSpacing"/>
                                   <w:spacing w:after="40"/>
                                   <w:jc w:val="center"/>
                                   <w:rPr>
@@ -352,6 +336,7 @@
                                     <w:color w:val="156082" w:themeColor="accent1"/>
                                     <w:sz w:val="28"/>
                                     <w:szCs w:val="28"/>
+                                    <w:lang w:val="en-GB"/>
                                   </w:rPr>
                                 </w:pPr>
                                 <w:r>
@@ -360,16 +345,18 @@
                                     <w:color w:val="156082" w:themeColor="accent1"/>
                                     <w:sz w:val="28"/>
                                     <w:szCs w:val="28"/>
+                                    <w:lang w:val="en-GB"/>
                                   </w:rPr>
                                   <w:t>Supervisor:</w:t>
                                 </w:r>
                               </w:p>
                               <w:p>
                                 <w:pPr>
-                                  <w:pStyle w:val="Sinespaciado"/>
+                                  <w:pStyle w:val="NoSpacing"/>
                                   <w:jc w:val="center"/>
                                   <w:rPr>
                                     <w:color w:val="156082" w:themeColor="accent1"/>
+                                    <w:lang w:val="en-GB"/>
                                   </w:rPr>
                                 </w:pPr>
                                 <w:sdt>
@@ -377,6 +364,7 @@
                                     <w:rPr>
                                       <w:caps/>
                                       <w:color w:val="156082" w:themeColor="accent1"/>
+                                      <w:lang w:val="en-GB"/>
                                     </w:rPr>
                                     <w:alias w:val="Compañía"/>
                                     <w:tag w:val=""/>
@@ -390,6 +378,7 @@
                                       <w:rPr>
                                         <w:caps/>
                                         <w:color w:val="156082" w:themeColor="accent1"/>
+                                        <w:lang w:val="en-GB"/>
                                       </w:rPr>
                                       <w:t xml:space="preserve">     </w:t>
                                     </w:r>
@@ -398,16 +387,18 @@
                               </w:p>
                               <w:p>
                                 <w:pPr>
-                                  <w:pStyle w:val="Sinespaciado"/>
+                                  <w:pStyle w:val="NoSpacing"/>
                                   <w:jc w:val="center"/>
                                   <w:rPr>
                                     <w:color w:val="156082" w:themeColor="accent1"/>
+                                    <w:lang w:val="en-GB"/>
                                   </w:rPr>
                                 </w:pPr>
                                 <w:sdt>
                                   <w:sdtPr>
                                     <w:rPr>
                                       <w:color w:val="156082" w:themeColor="accent1"/>
+                                      <w:lang w:val="en-GB"/>
                                     </w:rPr>
                                     <w:alias w:val="Dirección"/>
                                     <w:tag w:val=""/>
@@ -420,6 +411,7 @@
                                     <w:r>
                                       <w:rPr>
                                         <w:color w:val="156082" w:themeColor="accent1"/>
+                                        <w:lang w:val="en-GB"/>
                                       </w:rPr>
                                       <w:t xml:space="preserve">     </w:t>
                                     </w:r>
@@ -457,7 +449,7 @@
                       <w:txbxContent>
                         <w:p>
                           <w:pPr>
-                            <w:pStyle w:val="Sinespaciado"/>
+                            <w:pStyle w:val="NoSpacing"/>
                             <w:spacing w:after="40"/>
                             <w:jc w:val="center"/>
                             <w:rPr>
@@ -465,6 +457,7 @@
                               <w:color w:val="156082" w:themeColor="accent1"/>
                               <w:sz w:val="28"/>
                               <w:szCs w:val="28"/>
+                              <w:lang w:val="en-GB"/>
                             </w:rPr>
                           </w:pPr>
                           <w:r>
@@ -473,16 +466,18 @@
                               <w:color w:val="156082" w:themeColor="accent1"/>
                               <w:sz w:val="28"/>
                               <w:szCs w:val="28"/>
+                              <w:lang w:val="en-GB"/>
                             </w:rPr>
                             <w:t>Supervisor:</w:t>
                           </w:r>
                         </w:p>
                         <w:p>
                           <w:pPr>
-                            <w:pStyle w:val="Sinespaciado"/>
+                            <w:pStyle w:val="NoSpacing"/>
                             <w:jc w:val="center"/>
                             <w:rPr>
                               <w:color w:val="156082" w:themeColor="accent1"/>
+                              <w:lang w:val="en-GB"/>
                             </w:rPr>
                           </w:pPr>
                           <w:sdt>
@@ -490,6 +485,7 @@
                               <w:rPr>
                                 <w:caps/>
                                 <w:color w:val="156082" w:themeColor="accent1"/>
+                                <w:lang w:val="en-GB"/>
                               </w:rPr>
                               <w:alias w:val="Compañía"/>
                               <w:tag w:val=""/>
@@ -503,6 +499,7 @@
                                 <w:rPr>
                                   <w:caps/>
                                   <w:color w:val="156082" w:themeColor="accent1"/>
+                                  <w:lang w:val="en-GB"/>
                                 </w:rPr>
                                 <w:t xml:space="preserve">     </w:t>
                               </w:r>
@@ -511,16 +508,18 @@
                         </w:p>
                         <w:p>
                           <w:pPr>
-                            <w:pStyle w:val="Sinespaciado"/>
+                            <w:pStyle w:val="NoSpacing"/>
                             <w:jc w:val="center"/>
                             <w:rPr>
                               <w:color w:val="156082" w:themeColor="accent1"/>
+                              <w:lang w:val="en-GB"/>
                             </w:rPr>
                           </w:pPr>
                           <w:sdt>
                             <w:sdtPr>
                               <w:rPr>
                                 <w:color w:val="156082" w:themeColor="accent1"/>
+                                <w:lang w:val="en-GB"/>
                               </w:rPr>
                               <w:alias w:val="Dirección"/>
                               <w:tag w:val=""/>
@@ -533,6 +532,7 @@
                               <w:r>
                                 <w:rPr>
                                   <w:color w:val="156082" w:themeColor="accent1"/>
+                                  <w:lang w:val="en-GB"/>
                                 </w:rPr>
                                 <w:t xml:space="preserve">     </w:t>
                               </w:r>
@@ -548,9 +548,6 @@
             </mc:AlternateContent>
           </w:r>
           <w:r>
-            <w:rPr>
-              <w:noProof/>
-            </w:rPr>
             <w:drawing>
               <wp:inline distT="0" distB="0" distL="0" distR="0" wp14:anchorId="3C18786D" wp14:editId="6873574B">
                 <wp:extent cx="4338394" cy="2514576"/>
@@ -601,6 +598,15 @@
     </w:sdt>
     <w:sdt>
       <w:sdtPr>
+        <w:rPr>
+          <w:rFonts w:asciiTheme="minorHAnsi" w:eastAsiaTheme="minorHAnsi" w:hAnsiTheme="minorHAnsi" w:cstheme="minorBidi"/>
+          <w:color w:val="auto"/>
+          <w:kern w:val="2"/>
+          <w:sz w:val="24"/>
+          <w:szCs w:val="24"/>
+          <w:lang w:eastAsia="en-US"/>
+          <w14:ligatures w14:val="standardContextual"/>
+        </w:rPr>
         <w:id w:val="917839555"/>
         <w:docPartObj>
           <w:docPartGallery w:val="Table of Contents"/>
@@ -609,37 +615,482 @@
       </w:sdtPr>
       <w:sdtEndPr>
         <w:rPr>
-          <w:rFonts w:asciiTheme="minorHAnsi" w:eastAsiaTheme="minorHAnsi" w:hAnsiTheme="minorHAnsi" w:cstheme="minorBidi"/>
           <w:b/>
           <w:bCs/>
-          <w:color w:val="auto"/>
-          <w:kern w:val="2"/>
-          <w:sz w:val="24"/>
-          <w:szCs w:val="24"/>
-          <w:lang w:eastAsia="en-US"/>
-          <w14:ligatures w14:val="standardContextual"/>
         </w:rPr>
       </w:sdtEndPr>
       <w:sdtContent>
         <w:p>
           <w:pPr>
-            <w:pStyle w:val="TtuloTDC"/>
+            <w:pStyle w:val="TOCHeading"/>
           </w:pPr>
+          <w:proofErr w:type="spellStart"/>
           <w:r>
             <w:t>Contenido</w:t>
           </w:r>
+          <w:proofErr w:type="spellEnd"/>
         </w:p>
         <w:p>
-          <w:fldSimple w:instr=" TOC \o &quot;1-3&quot; \h \z \u ">
-            <w:r>
-              <w:rPr>
+          <w:pPr>
+            <w:pStyle w:val="TOC1"/>
+            <w:tabs>
+              <w:tab w:val="left" w:pos="480"/>
+              <w:tab w:val="right" w:leader="dot" w:pos="8494"/>
+            </w:tabs>
+            <w:rPr>
+              <w:rFonts w:eastAsiaTheme="minorEastAsia"/>
+              <w:noProof/>
+              <w:lang w:val="es-ES" w:eastAsia="es-ES"/>
+            </w:rPr>
+          </w:pPr>
+          <w:r>
+            <w:fldChar w:fldCharType="begin"/>
+          </w:r>
+          <w:r>
+            <w:instrText xml:space="preserve"> TOC \o "1-3" \h \z \u </w:instrText>
+          </w:r>
+          <w:r>
+            <w:fldChar w:fldCharType="separate"/>
+          </w:r>
+          <w:hyperlink w:anchor="_Toc241138850" w:history="1">
+            <w:r>
+              <w:rPr>
+                <w:rStyle w:val="Hyperlink"/>
+                <w:rFonts w:cs="Times New Roman"/>
                 <w:b/>
                 <w:bCs/>
                 <w:noProof/>
               </w:rPr>
-              <w:t>No se encontraron entradas de tabla de contenido.</w:t>
-            </w:r>
-          </w:fldSimple>
+              <w:t>1.</w:t>
+            </w:r>
+            <w:r>
+              <w:rPr>
+                <w:rFonts w:eastAsiaTheme="minorEastAsia"/>
+                <w:noProof/>
+                <w:lang w:val="es-ES" w:eastAsia="es-ES"/>
+              </w:rPr>
+              <w:tab/>
+            </w:r>
+            <w:r>
+              <w:rPr>
+                <w:rStyle w:val="Hyperlink"/>
+                <w:rFonts w:cs="Times New Roman"/>
+                <w:b/>
+                <w:bCs/>
+                <w:noProof/>
+              </w:rPr>
+              <w:t>Introduction &amp; Background</w:t>
+            </w:r>
+            <w:r>
+              <w:rPr>
+                <w:noProof/>
+                <w:webHidden/>
+              </w:rPr>
+              <w:tab/>
+            </w:r>
+            <w:r>
+              <w:rPr>
+                <w:noProof/>
+                <w:webHidden/>
+              </w:rPr>
+              <w:fldChar w:fldCharType="begin"/>
+            </w:r>
+            <w:r>
+              <w:rPr>
+                <w:noProof/>
+                <w:webHidden/>
+              </w:rPr>
+              <w:instrText xml:space="preserve"> PAGEREF _Toc241138850 \h </w:instrText>
+            </w:r>
+            <w:r>
+              <w:rPr>
+                <w:noProof/>
+                <w:webHidden/>
+              </w:rPr>
+            </w:r>
+            <w:r>
+              <w:rPr>
+                <w:noProof/>
+                <w:webHidden/>
+              </w:rPr>
+              <w:fldChar w:fldCharType="separate"/>
+            </w:r>
+            <w:r>
+              <w:rPr>
+                <w:noProof/>
+                <w:webHidden/>
+              </w:rPr>
+              <w:t>2</w:t>
+            </w:r>
+            <w:r>
+              <w:rPr>
+                <w:noProof/>
+                <w:webHidden/>
+              </w:rPr>
+              <w:fldChar w:fldCharType="end"/>
+            </w:r>
+          </w:hyperlink>
+        </w:p>
+        <w:p>
+          <w:pPr>
+            <w:pStyle w:val="TOC2"/>
+            <w:tabs>
+              <w:tab w:val="left" w:pos="960"/>
+              <w:tab w:val="right" w:leader="dot" w:pos="8494"/>
+            </w:tabs>
+            <w:rPr>
+              <w:rFonts w:eastAsiaTheme="minorEastAsia"/>
+              <w:noProof/>
+              <w:lang w:val="es-ES" w:eastAsia="es-ES"/>
+            </w:rPr>
+          </w:pPr>
+          <w:hyperlink w:anchor="_Toc241138851" w:history="1">
+            <w:r>
+              <w:rPr>
+                <w:rStyle w:val="Hyperlink"/>
+                <w:rFonts w:cs="Times New Roman"/>
+                <w:noProof/>
+              </w:rPr>
+              <w:t>1.1</w:t>
+            </w:r>
+            <w:r>
+              <w:rPr>
+                <w:rFonts w:eastAsiaTheme="minorEastAsia"/>
+                <w:noProof/>
+                <w:lang w:val="es-ES" w:eastAsia="es-ES"/>
+              </w:rPr>
+              <w:tab/>
+            </w:r>
+            <w:r>
+              <w:rPr>
+                <w:rStyle w:val="Hyperlink"/>
+                <w:rFonts w:cs="Times New Roman"/>
+                <w:noProof/>
+              </w:rPr>
+              <w:t>Problem definition</w:t>
+            </w:r>
+            <w:r>
+              <w:rPr>
+                <w:noProof/>
+                <w:webHidden/>
+              </w:rPr>
+              <w:tab/>
+            </w:r>
+            <w:r>
+              <w:rPr>
+                <w:noProof/>
+                <w:webHidden/>
+              </w:rPr>
+              <w:fldChar w:fldCharType="begin"/>
+            </w:r>
+            <w:r>
+              <w:rPr>
+                <w:noProof/>
+                <w:webHidden/>
+              </w:rPr>
+              <w:instrText xml:space="preserve"> PAGEREF _Toc241138851 \h </w:instrText>
+            </w:r>
+            <w:r>
+              <w:rPr>
+                <w:noProof/>
+                <w:webHidden/>
+              </w:rPr>
+            </w:r>
+            <w:r>
+              <w:rPr>
+                <w:noProof/>
+                <w:webHidden/>
+              </w:rPr>
+              <w:fldChar w:fldCharType="separate"/>
+            </w:r>
+            <w:r>
+              <w:rPr>
+                <w:noProof/>
+                <w:webHidden/>
+              </w:rPr>
+              <w:t>2</w:t>
+            </w:r>
+            <w:r>
+              <w:rPr>
+                <w:noProof/>
+                <w:webHidden/>
+              </w:rPr>
+              <w:fldChar w:fldCharType="end"/>
+            </w:r>
+          </w:hyperlink>
+        </w:p>
+        <w:p>
+          <w:pPr>
+            <w:pStyle w:val="TOC2"/>
+            <w:tabs>
+              <w:tab w:val="left" w:pos="960"/>
+              <w:tab w:val="right" w:leader="dot" w:pos="8494"/>
+            </w:tabs>
+            <w:rPr>
+              <w:rFonts w:eastAsiaTheme="minorEastAsia"/>
+              <w:noProof/>
+              <w:lang w:val="es-ES" w:eastAsia="es-ES"/>
+            </w:rPr>
+          </w:pPr>
+          <w:hyperlink w:anchor="_Toc241138852" w:history="1">
+            <w:r>
+              <w:rPr>
+                <w:rStyle w:val="Hyperlink"/>
+                <w:noProof/>
+              </w:rPr>
+              <w:t>1.2</w:t>
+            </w:r>
+            <w:r>
+              <w:rPr>
+                <w:rFonts w:eastAsiaTheme="minorEastAsia"/>
+                <w:noProof/>
+                <w:lang w:val="es-ES" w:eastAsia="es-ES"/>
+              </w:rPr>
+              <w:tab/>
+            </w:r>
+            <w:r>
+              <w:rPr>
+                <w:rStyle w:val="Hyperlink"/>
+                <w:noProof/>
+              </w:rPr>
+              <w:t>Context</w:t>
+            </w:r>
+            <w:r>
+              <w:rPr>
+                <w:noProof/>
+                <w:webHidden/>
+              </w:rPr>
+              <w:tab/>
+            </w:r>
+            <w:r>
+              <w:rPr>
+                <w:noProof/>
+                <w:webHidden/>
+              </w:rPr>
+              <w:fldChar w:fldCharType="begin"/>
+            </w:r>
+            <w:r>
+              <w:rPr>
+                <w:noProof/>
+                <w:webHidden/>
+              </w:rPr>
+              <w:instrText xml:space="preserve"> PAGEREF _Toc241138852 \h </w:instrText>
+            </w:r>
+            <w:r>
+              <w:rPr>
+                <w:noProof/>
+                <w:webHidden/>
+              </w:rPr>
+            </w:r>
+            <w:r>
+              <w:rPr>
+                <w:noProof/>
+                <w:webHidden/>
+              </w:rPr>
+              <w:fldChar w:fldCharType="separate"/>
+            </w:r>
+            <w:r>
+              <w:rPr>
+                <w:noProof/>
+                <w:webHidden/>
+              </w:rPr>
+              <w:t>2</w:t>
+            </w:r>
+            <w:r>
+              <w:rPr>
+                <w:noProof/>
+                <w:webHidden/>
+              </w:rPr>
+              <w:fldChar w:fldCharType="end"/>
+            </w:r>
+          </w:hyperlink>
+        </w:p>
+        <w:p>
+          <w:pPr>
+            <w:pStyle w:val="TOC2"/>
+            <w:tabs>
+              <w:tab w:val="left" w:pos="960"/>
+              <w:tab w:val="right" w:leader="dot" w:pos="8494"/>
+            </w:tabs>
+            <w:rPr>
+              <w:rFonts w:eastAsiaTheme="minorEastAsia"/>
+              <w:noProof/>
+              <w:lang w:val="es-ES" w:eastAsia="es-ES"/>
+            </w:rPr>
+          </w:pPr>
+          <w:hyperlink w:anchor="_Toc241138853" w:history="1">
+            <w:r>
+              <w:rPr>
+                <w:rStyle w:val="Hyperlink"/>
+                <w:noProof/>
+              </w:rPr>
+              <w:t>1.3</w:t>
+            </w:r>
+            <w:r>
+              <w:rPr>
+                <w:rFonts w:eastAsiaTheme="minorEastAsia"/>
+                <w:noProof/>
+                <w:lang w:val="es-ES" w:eastAsia="es-ES"/>
+              </w:rPr>
+              <w:tab/>
+            </w:r>
+            <w:r>
+              <w:rPr>
+                <w:rStyle w:val="Hyperlink"/>
+                <w:noProof/>
+              </w:rPr>
+              <w:t>Relevance</w:t>
+            </w:r>
+            <w:r>
+              <w:rPr>
+                <w:noProof/>
+                <w:webHidden/>
+              </w:rPr>
+              <w:tab/>
+            </w:r>
+            <w:r>
+              <w:rPr>
+                <w:noProof/>
+                <w:webHidden/>
+              </w:rPr>
+              <w:fldChar w:fldCharType="begin"/>
+            </w:r>
+            <w:r>
+              <w:rPr>
+                <w:noProof/>
+                <w:webHidden/>
+              </w:rPr>
+              <w:instrText xml:space="preserve"> PAGEREF _Toc241138853 \h </w:instrText>
+            </w:r>
+            <w:r>
+              <w:rPr>
+                <w:noProof/>
+                <w:webHidden/>
+              </w:rPr>
+            </w:r>
+            <w:r>
+              <w:rPr>
+                <w:noProof/>
+                <w:webHidden/>
+              </w:rPr>
+              <w:fldChar w:fldCharType="separate"/>
+            </w:r>
+            <w:r>
+              <w:rPr>
+                <w:noProof/>
+                <w:webHidden/>
+              </w:rPr>
+              <w:t>2</w:t>
+            </w:r>
+            <w:r>
+              <w:rPr>
+                <w:noProof/>
+                <w:webHidden/>
+              </w:rPr>
+              <w:fldChar w:fldCharType="end"/>
+            </w:r>
+          </w:hyperlink>
+        </w:p>
+        <w:p>
+          <w:pPr>
+            <w:pStyle w:val="TOC1"/>
+            <w:tabs>
+              <w:tab w:val="left" w:pos="480"/>
+              <w:tab w:val="right" w:leader="dot" w:pos="8494"/>
+            </w:tabs>
+            <w:rPr>
+              <w:rFonts w:eastAsiaTheme="minorEastAsia"/>
+              <w:noProof/>
+              <w:lang w:val="es-ES" w:eastAsia="es-ES"/>
+            </w:rPr>
+          </w:pPr>
+          <w:hyperlink w:anchor="_Toc241138854" w:history="1">
+            <w:r>
+              <w:rPr>
+                <w:rStyle w:val="Hyperlink"/>
+                <w:rFonts w:cs="Times New Roman"/>
+                <w:b/>
+                <w:bCs/>
+                <w:noProof/>
+              </w:rPr>
+              <w:t>2.</w:t>
+            </w:r>
+            <w:r>
+              <w:rPr>
+                <w:rFonts w:eastAsiaTheme="minorEastAsia"/>
+                <w:noProof/>
+                <w:lang w:val="es-ES" w:eastAsia="es-ES"/>
+              </w:rPr>
+              <w:tab/>
+            </w:r>
+            <w:r>
+              <w:rPr>
+                <w:rStyle w:val="Hyperlink"/>
+                <w:rFonts w:cs="Times New Roman"/>
+                <w:b/>
+                <w:bCs/>
+                <w:noProof/>
+              </w:rPr>
+              <w:t>Aims &amp; Objectives</w:t>
+            </w:r>
+            <w:r>
+              <w:rPr>
+                <w:noProof/>
+                <w:webHidden/>
+              </w:rPr>
+              <w:tab/>
+            </w:r>
+            <w:r>
+              <w:rPr>
+                <w:noProof/>
+                <w:webHidden/>
+              </w:rPr>
+              <w:fldChar w:fldCharType="begin"/>
+            </w:r>
+            <w:r>
+              <w:rPr>
+                <w:noProof/>
+                <w:webHidden/>
+              </w:rPr>
+              <w:instrText xml:space="preserve"> PAGEREF _Toc241138854 \h </w:instrText>
+            </w:r>
+            <w:r>
+              <w:rPr>
+                <w:noProof/>
+                <w:webHidden/>
+              </w:rPr>
+            </w:r>
+            <w:r>
+              <w:rPr>
+                <w:noProof/>
+                <w:webHidden/>
+              </w:rPr>
+              <w:fldChar w:fldCharType="separate"/>
+            </w:r>
+            <w:r>
+              <w:rPr>
+                <w:noProof/>
+                <w:webHidden/>
+              </w:rPr>
+              <w:t>2</w:t>
+            </w:r>
+            <w:r>
+              <w:rPr>
+                <w:noProof/>
+                <w:webHidden/>
+              </w:rPr>
+              <w:fldChar w:fldCharType="end"/>
+            </w:r>
+          </w:hyperlink>
+        </w:p>
+        <w:p>
+          <w:r>
+            <w:rPr>
+              <w:b/>
+              <w:bCs/>
+            </w:rPr>
+            <w:fldChar w:fldCharType="end"/>
+          </w:r>
         </w:p>
       </w:sdtContent>
     </w:sdt>
@@ -650,9 +1101,138 @@
     </w:p>
     <w:p>
       <w:pPr>
-        <w:pStyle w:val="Ttulo1"/>
+        <w:pStyle w:val="Heading1"/>
+        <w:rPr>
+          <w:rFonts w:cs="Times New Roman"/>
+          <w:b/>
+          <w:bCs/>
+        </w:rPr>
       </w:pPr>
+      <w:r>
+        <w:lastRenderedPageBreak/>
+        <w:t xml:space="preserve"> </w:t>
+      </w:r>
+      <w:bookmarkStart w:id="0" w:name="_Toc241138850"/>
+      <w:r>
+        <w:rPr>
+          <w:rFonts w:cs="Times New Roman"/>
+          <w:b/>
+          <w:bCs/>
+        </w:rPr>
+        <w:t>Introduction &amp; Background</w:t>
+      </w:r>
+      <w:bookmarkEnd w:id="0"/>
     </w:p>
+    <w:p/>
+    <w:p>
+      <w:pPr>
+        <w:pStyle w:val="Heading2"/>
+        <w:numPr>
+          <w:ilvl w:val="1"/>
+          <w:numId w:val="3"/>
+        </w:numPr>
+        <w:rPr>
+          <w:rFonts w:cs="Times New Roman"/>
+        </w:rPr>
+      </w:pPr>
+      <w:bookmarkStart w:id="1" w:name="_Toc241138851"/>
+      <w:r>
+        <w:rPr>
+          <w:rFonts w:cs="Times New Roman"/>
+        </w:rPr>
+        <w:t>P</w:t>
+      </w:r>
+      <w:r>
+        <w:rPr>
+          <w:rFonts w:cs="Times New Roman"/>
+        </w:rPr>
+        <w:t>roblem definition</w:t>
+      </w:r>
+      <w:bookmarkEnd w:id="1"/>
+    </w:p>
+    <w:p>
+      <w:r>
+        <w:t>High-density server racks are highly sensitive to thermal output and humidity fluctuations, which can lead to thermal throttling, severe hardware degradation, or catastrophic failure. Current static cooling solutions lack dynamic adaptability and fail to provide immediate, on-site environmental feedback to technicians. Therefore, an automated, smart environmental monitoring system is required. This solution must dynamically manage heat dissipation, monitor moisture levels, and provide real-time data visibility both locally via an LCD interface and remotely through cloud telemetry.</w:t>
+      </w:r>
+    </w:p>
+    <w:p>
+      <w:pPr>
+        <w:pStyle w:val="Heading2"/>
+        <w:numPr>
+          <w:ilvl w:val="1"/>
+          <w:numId w:val="3"/>
+        </w:numPr>
+      </w:pPr>
+      <w:bookmarkStart w:id="2" w:name="_Toc241138852"/>
+      <w:r>
+        <w:t>Context</w:t>
+      </w:r>
+      <w:bookmarkEnd w:id="2"/>
+    </w:p>
+    <w:p>
+      <w:pPr>
+        <w:rPr>
+          <w:b/>
+        </w:rPr>
+      </w:pPr>
+      <w:r>
+        <w:t>The growing reliance on cloud services has necessitated a rapid expansion of data centres. Within these facilities, the high-density physical proximity of server racks generates extreme heat and creates volatile environmental conditions. Beyond temperature, inadequate humidity levels pose severe risks to IT infrastructure: excessive dryness increases the risk of electrostatic discharge, while high humidity leads to condensation and hardware short-circuits. Furthermore, traditional environmental control systems often operate at fixed speeds and lack real-time local visibility, leading to significant energy waste and delayed maintenance responses.</w:t>
+      </w:r>
+      <w:r>
+        <w:t xml:space="preserve"> </w:t>
+      </w:r>
+    </w:p>
+    <w:p>
+      <w:pPr>
+        <w:pStyle w:val="Heading2"/>
+        <w:numPr>
+          <w:ilvl w:val="1"/>
+          <w:numId w:val="3"/>
+        </w:numPr>
+      </w:pPr>
+      <w:bookmarkStart w:id="3" w:name="_Toc241138853"/>
+      <w:r>
+        <w:t>Relevance</w:t>
+      </w:r>
+      <w:bookmarkEnd w:id="3"/>
+    </w:p>
+    <w:p>
+      <w:r>
+        <w:t>The relevance of this project lies in the ecological necessity to save energy that would otherwise be wasted. Additionally, humidity control is key to saving money on server replacements, preventing short circuits that turn hardware into electronic waste (e-waste). Finally, this project is relevant to demonstrate a strong understanding of current technologies, such as IoT, Cloud, and Edge Computing</w:t>
+      </w:r>
+      <w:r>
+        <w:t>.</w:t>
+      </w:r>
+    </w:p>
+    <w:p>
+      <w:pPr>
+        <w:pStyle w:val="Heading1"/>
+        <w:rPr>
+          <w:rFonts w:cs="Times New Roman"/>
+          <w:b/>
+          <w:bCs/>
+        </w:rPr>
+      </w:pPr>
+      <w:r>
+        <w:rPr>
+          <w:rFonts w:cs="Times New Roman"/>
+          <w:b/>
+          <w:bCs/>
+        </w:rPr>
+        <w:t xml:space="preserve"> </w:t>
+      </w:r>
+      <w:bookmarkStart w:id="4" w:name="_Toc241138854"/>
+      <w:r>
+        <w:rPr>
+          <w:rFonts w:cs="Times New Roman"/>
+          <w:b/>
+          <w:bCs/>
+        </w:rPr>
+        <w:t>Aims &amp; Objectives</w:t>
+      </w:r>
+      <w:bookmarkEnd w:id="4"/>
+    </w:p>
+    <w:p/>
     <w:sectPr>
       <w:pgSz w:w="11906" w:h="16838"/>
       <w:pgMar w:top="1417" w:right="1701" w:bottom="1417" w:left="1701" w:header="708" w:footer="708" w:gutter="0"/>
@@ -674,7 +1254,7 @@
     <w:lvl w:ilvl="0">
       <w:start w:val="1"/>
       <w:numFmt w:val="decimal"/>
-      <w:pStyle w:val="Ttulo1"/>
+      <w:pStyle w:val="Heading1"/>
       <w:lvlText w:val="%1."/>
       <w:lvlJc w:val="left"/>
       <w:pPr>
@@ -870,11 +1450,127 @@
       </w:pPr>
     </w:lvl>
   </w:abstractNum>
+  <w:abstractNum w:abstractNumId="2" w15:restartNumberingAfterBreak="0">
+    <w:nsid w:val="6AA34EE3"/>
+    <w:multiLevelType w:val="multilevel"/>
+    <w:tmpl w:val="58448C82"/>
+    <w:lvl w:ilvl="0">
+      <w:start w:val="1"/>
+      <w:numFmt w:val="decimal"/>
+      <w:lvlText w:val="%1"/>
+      <w:lvlJc w:val="left"/>
+      <w:pPr>
+        <w:ind w:left="480" w:hanging="480"/>
+      </w:pPr>
+      <w:rPr>
+        <w:rFonts w:hint="default"/>
+      </w:rPr>
+    </w:lvl>
+    <w:lvl w:ilvl="1">
+      <w:start w:val="1"/>
+      <w:numFmt w:val="decimal"/>
+      <w:lvlText w:val="%1.%2"/>
+      <w:lvlJc w:val="left"/>
+      <w:pPr>
+        <w:ind w:left="480" w:hanging="480"/>
+      </w:pPr>
+      <w:rPr>
+        <w:rFonts w:hint="default"/>
+      </w:rPr>
+    </w:lvl>
+    <w:lvl w:ilvl="2">
+      <w:start w:val="1"/>
+      <w:numFmt w:val="decimal"/>
+      <w:lvlText w:val="%1.%2.%3"/>
+      <w:lvlJc w:val="left"/>
+      <w:pPr>
+        <w:ind w:left="720" w:hanging="720"/>
+      </w:pPr>
+      <w:rPr>
+        <w:rFonts w:hint="default"/>
+      </w:rPr>
+    </w:lvl>
+    <w:lvl w:ilvl="3">
+      <w:start w:val="1"/>
+      <w:numFmt w:val="decimal"/>
+      <w:lvlText w:val="%1.%2.%3.%4"/>
+      <w:lvlJc w:val="left"/>
+      <w:pPr>
+        <w:ind w:left="1080" w:hanging="1080"/>
+      </w:pPr>
+      <w:rPr>
+        <w:rFonts w:hint="default"/>
+      </w:rPr>
+    </w:lvl>
+    <w:lvl w:ilvl="4">
+      <w:start w:val="1"/>
+      <w:numFmt w:val="decimal"/>
+      <w:lvlText w:val="%1.%2.%3.%4.%5"/>
+      <w:lvlJc w:val="left"/>
+      <w:pPr>
+        <w:ind w:left="1080" w:hanging="1080"/>
+      </w:pPr>
+      <w:rPr>
+        <w:rFonts w:hint="default"/>
+      </w:rPr>
+    </w:lvl>
+    <w:lvl w:ilvl="5">
+      <w:start w:val="1"/>
+      <w:numFmt w:val="decimal"/>
+      <w:lvlText w:val="%1.%2.%3.%4.%5.%6"/>
+      <w:lvlJc w:val="left"/>
+      <w:pPr>
+        <w:ind w:left="1440" w:hanging="1440"/>
+      </w:pPr>
+      <w:rPr>
+        <w:rFonts w:hint="default"/>
+      </w:rPr>
+    </w:lvl>
+    <w:lvl w:ilvl="6">
+      <w:start w:val="1"/>
+      <w:numFmt w:val="decimal"/>
+      <w:lvlText w:val="%1.%2.%3.%4.%5.%6.%7"/>
+      <w:lvlJc w:val="left"/>
+      <w:pPr>
+        <w:ind w:left="1440" w:hanging="1440"/>
+      </w:pPr>
+      <w:rPr>
+        <w:rFonts w:hint="default"/>
+      </w:rPr>
+    </w:lvl>
+    <w:lvl w:ilvl="7">
+      <w:start w:val="1"/>
+      <w:numFmt w:val="decimal"/>
+      <w:lvlText w:val="%1.%2.%3.%4.%5.%6.%7.%8"/>
+      <w:lvlJc w:val="left"/>
+      <w:pPr>
+        <w:ind w:left="1800" w:hanging="1800"/>
+      </w:pPr>
+      <w:rPr>
+        <w:rFonts w:hint="default"/>
+      </w:rPr>
+    </w:lvl>
+    <w:lvl w:ilvl="8">
+      <w:start w:val="1"/>
+      <w:numFmt w:val="decimal"/>
+      <w:lvlText w:val="%1.%2.%3.%4.%5.%6.%7.%8.%9"/>
+      <w:lvlJc w:val="left"/>
+      <w:pPr>
+        <w:ind w:left="1800" w:hanging="1800"/>
+      </w:pPr>
+      <w:rPr>
+        <w:rFonts w:hint="default"/>
+      </w:rPr>
+    </w:lvl>
+  </w:abstractNum>
   <w:num w:numId="1" w16cid:durableId="1732462879">
     <w:abstractNumId w:val="1"/>
   </w:num>
   <w:num w:numId="2" w16cid:durableId="2051681507">
     <w:abstractNumId w:val="0"/>
+  </w:num>
+  <w:num w:numId="3" w16cid:durableId="2049908075">
+    <w:abstractNumId w:val="2"/>
   </w:num>
 </w:numbering>
 </file>
@@ -1279,12 +1975,15 @@
   <w:style w:type="paragraph" w:default="1" w:styleId="Normal">
     <w:name w:val="Normal"/>
     <w:qFormat/>
-  </w:style>
-  <w:style w:type="paragraph" w:styleId="Ttulo1">
+    <w:rPr>
+      <w:lang w:val="en-GB"/>
+    </w:rPr>
+  </w:style>
+  <w:style w:type="paragraph" w:styleId="Heading1">
     <w:name w:val="heading 1"/>
-    <w:basedOn w:val="Mapadeldocumento"/>
+    <w:basedOn w:val="DocumentMap"/>
     <w:next w:val="Normal"/>
-    <w:link w:val="Ttulo1Car"/>
+    <w:link w:val="Heading1Char"/>
     <w:autoRedefine/>
     <w:uiPriority w:val="9"/>
     <w:qFormat/>
@@ -1306,11 +2005,11 @@
       <w:szCs w:val="40"/>
     </w:rPr>
   </w:style>
-  <w:style w:type="paragraph" w:styleId="Ttulo2">
+  <w:style w:type="paragraph" w:styleId="Heading2">
     <w:name w:val="heading 2"/>
     <w:basedOn w:val="Normal"/>
     <w:next w:val="Normal"/>
-    <w:link w:val="Ttulo2Car"/>
+    <w:link w:val="Heading2Char"/>
     <w:autoRedefine/>
     <w:uiPriority w:val="9"/>
     <w:unhideWhenUsed/>
@@ -1330,11 +2029,11 @@
       <w:szCs w:val="32"/>
     </w:rPr>
   </w:style>
-  <w:style w:type="paragraph" w:styleId="Ttulo3">
+  <w:style w:type="paragraph" w:styleId="Heading3">
     <w:name w:val="heading 3"/>
     <w:basedOn w:val="Normal"/>
     <w:next w:val="Normal"/>
-    <w:link w:val="Ttulo3Car"/>
+    <w:link w:val="Heading3Char"/>
     <w:autoRedefine/>
     <w:uiPriority w:val="9"/>
     <w:unhideWhenUsed/>
@@ -1354,11 +2053,11 @@
       <w:u w:val="single"/>
     </w:rPr>
   </w:style>
-  <w:style w:type="paragraph" w:styleId="Ttulo4">
+  <w:style w:type="paragraph" w:styleId="Heading4">
     <w:name w:val="heading 4"/>
     <w:basedOn w:val="Normal"/>
     <w:next w:val="Normal"/>
-    <w:link w:val="Ttulo4Car"/>
+    <w:link w:val="Heading4Char"/>
     <w:uiPriority w:val="9"/>
     <w:semiHidden/>
     <w:unhideWhenUsed/>
@@ -1377,11 +2076,11 @@
       <w:color w:val="0F4761" w:themeColor="accent1" w:themeShade="BF"/>
     </w:rPr>
   </w:style>
-  <w:style w:type="paragraph" w:styleId="Ttulo5">
+  <w:style w:type="paragraph" w:styleId="Heading5">
     <w:name w:val="heading 5"/>
     <w:basedOn w:val="Normal"/>
     <w:next w:val="Normal"/>
-    <w:link w:val="Ttulo5Car"/>
+    <w:link w:val="Heading5Char"/>
     <w:uiPriority w:val="9"/>
     <w:semiHidden/>
     <w:unhideWhenUsed/>
@@ -1398,11 +2097,11 @@
       <w:color w:val="0F4761" w:themeColor="accent1" w:themeShade="BF"/>
     </w:rPr>
   </w:style>
-  <w:style w:type="paragraph" w:styleId="Ttulo6">
+  <w:style w:type="paragraph" w:styleId="Heading6">
     <w:name w:val="heading 6"/>
     <w:basedOn w:val="Normal"/>
     <w:next w:val="Normal"/>
-    <w:link w:val="Ttulo6Car"/>
+    <w:link w:val="Heading6Char"/>
     <w:uiPriority w:val="9"/>
     <w:semiHidden/>
     <w:unhideWhenUsed/>
@@ -1421,11 +2120,11 @@
       <w:color w:val="595959" w:themeColor="text1" w:themeTint="A6"/>
     </w:rPr>
   </w:style>
-  <w:style w:type="paragraph" w:styleId="Ttulo7">
+  <w:style w:type="paragraph" w:styleId="Heading7">
     <w:name w:val="heading 7"/>
     <w:basedOn w:val="Normal"/>
     <w:next w:val="Normal"/>
-    <w:link w:val="Ttulo7Car"/>
+    <w:link w:val="Heading7Char"/>
     <w:uiPriority w:val="9"/>
     <w:semiHidden/>
     <w:unhideWhenUsed/>
@@ -1442,11 +2141,11 @@
       <w:color w:val="595959" w:themeColor="text1" w:themeTint="A6"/>
     </w:rPr>
   </w:style>
-  <w:style w:type="paragraph" w:styleId="Ttulo8">
+  <w:style w:type="paragraph" w:styleId="Heading8">
     <w:name w:val="heading 8"/>
     <w:basedOn w:val="Normal"/>
     <w:next w:val="Normal"/>
-    <w:link w:val="Ttulo8Car"/>
+    <w:link w:val="Heading8Char"/>
     <w:uiPriority w:val="9"/>
     <w:semiHidden/>
     <w:unhideWhenUsed/>
@@ -1465,11 +2164,11 @@
       <w:color w:val="272727" w:themeColor="text1" w:themeTint="D8"/>
     </w:rPr>
   </w:style>
-  <w:style w:type="paragraph" w:styleId="Ttulo9">
+  <w:style w:type="paragraph" w:styleId="Heading9">
     <w:name w:val="heading 9"/>
     <w:basedOn w:val="Normal"/>
     <w:next w:val="Normal"/>
-    <w:link w:val="Ttulo9Car"/>
+    <w:link w:val="Heading9Char"/>
     <w:uiPriority w:val="9"/>
     <w:semiHidden/>
     <w:unhideWhenUsed/>
@@ -1486,12 +2185,12 @@
       <w:color w:val="272727" w:themeColor="text1" w:themeTint="D8"/>
     </w:rPr>
   </w:style>
-  <w:style w:type="character" w:default="1" w:styleId="Fuentedeprrafopredeter">
+  <w:style w:type="character" w:default="1" w:styleId="DefaultParagraphFont">
     <w:name w:val="Default Paragraph Font"/>
     <w:uiPriority w:val="1"/>
     <w:unhideWhenUsed/>
   </w:style>
-  <w:style w:type="table" w:default="1" w:styleId="Tablanormal">
+  <w:style w:type="table" w:default="1" w:styleId="TableNormal">
     <w:name w:val="Normal Table"/>
     <w:uiPriority w:val="99"/>
     <w:semiHidden/>
@@ -1506,16 +2205,16 @@
       </w:tblCellMar>
     </w:tblPr>
   </w:style>
-  <w:style w:type="numbering" w:default="1" w:styleId="Sinlista">
+  <w:style w:type="numbering" w:default="1" w:styleId="NoList">
     <w:name w:val="No List"/>
     <w:uiPriority w:val="99"/>
     <w:semiHidden/>
     <w:unhideWhenUsed/>
   </w:style>
-  <w:style w:type="character" w:customStyle="1" w:styleId="Ttulo1Car">
-    <w:name w:val="Título 1 Car"/>
-    <w:basedOn w:val="Fuentedeprrafopredeter"/>
-    <w:link w:val="Ttulo1"/>
+  <w:style w:type="character" w:customStyle="1" w:styleId="Heading1Char">
+    <w:name w:val="Heading 1 Char"/>
+    <w:basedOn w:val="DefaultParagraphFont"/>
+    <w:link w:val="Heading1"/>
     <w:uiPriority w:val="9"/>
     <w:rsid w:val="00DE440C"/>
     <w:rPr>
@@ -1525,10 +2224,10 @@
       <w:szCs w:val="40"/>
     </w:rPr>
   </w:style>
-  <w:style w:type="paragraph" w:styleId="Mapadeldocumento">
+  <w:style w:type="paragraph" w:styleId="DocumentMap">
     <w:name w:val="Document Map"/>
     <w:basedOn w:val="Normal"/>
-    <w:link w:val="MapadeldocumentoCar"/>
+    <w:link w:val="DocumentMapChar"/>
     <w:uiPriority w:val="99"/>
     <w:semiHidden/>
     <w:unhideWhenUsed/>
@@ -1542,10 +2241,10 @@
       <w:szCs w:val="16"/>
     </w:rPr>
   </w:style>
-  <w:style w:type="character" w:customStyle="1" w:styleId="MapadeldocumentoCar">
-    <w:name w:val="Mapa del documento Car"/>
-    <w:basedOn w:val="Fuentedeprrafopredeter"/>
-    <w:link w:val="Mapadeldocumento"/>
+  <w:style w:type="character" w:customStyle="1" w:styleId="DocumentMapChar">
+    <w:name w:val="Document Map Char"/>
+    <w:basedOn w:val="DefaultParagraphFont"/>
+    <w:link w:val="DocumentMap"/>
     <w:uiPriority w:val="99"/>
     <w:semiHidden/>
     <w:rsid w:val="002C23FA"/>
@@ -1555,10 +2254,10 @@
       <w:szCs w:val="16"/>
     </w:rPr>
   </w:style>
-  <w:style w:type="character" w:customStyle="1" w:styleId="Ttulo2Car">
-    <w:name w:val="Título 2 Car"/>
-    <w:basedOn w:val="Fuentedeprrafopredeter"/>
-    <w:link w:val="Ttulo2"/>
+  <w:style w:type="character" w:customStyle="1" w:styleId="Heading2Char">
+    <w:name w:val="Heading 2 Char"/>
+    <w:basedOn w:val="DefaultParagraphFont"/>
+    <w:link w:val="Heading2"/>
     <w:uiPriority w:val="9"/>
     <w:rsid w:val="00DE440C"/>
     <w:rPr>
@@ -1569,10 +2268,10 @@
       <w:szCs w:val="32"/>
     </w:rPr>
   </w:style>
-  <w:style w:type="character" w:customStyle="1" w:styleId="Ttulo3Car">
-    <w:name w:val="Título 3 Car"/>
-    <w:basedOn w:val="Fuentedeprrafopredeter"/>
-    <w:link w:val="Ttulo3"/>
+  <w:style w:type="character" w:customStyle="1" w:styleId="Heading3Char">
+    <w:name w:val="Heading 3 Char"/>
+    <w:basedOn w:val="DefaultParagraphFont"/>
+    <w:link w:val="Heading3"/>
     <w:uiPriority w:val="9"/>
     <w:rsid w:val="00DE440C"/>
     <w:rPr>
@@ -1583,10 +2282,10 @@
       <w:u w:val="single"/>
     </w:rPr>
   </w:style>
-  <w:style w:type="character" w:customStyle="1" w:styleId="Ttulo4Car">
-    <w:name w:val="Título 4 Car"/>
-    <w:basedOn w:val="Fuentedeprrafopredeter"/>
-    <w:link w:val="Ttulo4"/>
+  <w:style w:type="character" w:customStyle="1" w:styleId="Heading4Char">
+    <w:name w:val="Heading 4 Char"/>
+    <w:basedOn w:val="DefaultParagraphFont"/>
+    <w:link w:val="Heading4"/>
     <w:uiPriority w:val="9"/>
     <w:semiHidden/>
     <w:rsid w:val="00DA7A75"/>
@@ -1597,10 +2296,10 @@
       <w:color w:val="0F4761" w:themeColor="accent1" w:themeShade="BF"/>
     </w:rPr>
   </w:style>
-  <w:style w:type="character" w:customStyle="1" w:styleId="Ttulo5Car">
-    <w:name w:val="Título 5 Car"/>
-    <w:basedOn w:val="Fuentedeprrafopredeter"/>
-    <w:link w:val="Ttulo5"/>
+  <w:style w:type="character" w:customStyle="1" w:styleId="Heading5Char">
+    <w:name w:val="Heading 5 Char"/>
+    <w:basedOn w:val="DefaultParagraphFont"/>
+    <w:link w:val="Heading5"/>
     <w:uiPriority w:val="9"/>
     <w:semiHidden/>
     <w:rsid w:val="00DA7A75"/>
@@ -1609,10 +2308,10 @@
       <w:color w:val="0F4761" w:themeColor="accent1" w:themeShade="BF"/>
     </w:rPr>
   </w:style>
-  <w:style w:type="character" w:customStyle="1" w:styleId="Ttulo6Car">
-    <w:name w:val="Título 6 Car"/>
-    <w:basedOn w:val="Fuentedeprrafopredeter"/>
-    <w:link w:val="Ttulo6"/>
+  <w:style w:type="character" w:customStyle="1" w:styleId="Heading6Char">
+    <w:name w:val="Heading 6 Char"/>
+    <w:basedOn w:val="DefaultParagraphFont"/>
+    <w:link w:val="Heading6"/>
     <w:uiPriority w:val="9"/>
     <w:semiHidden/>
     <w:rsid w:val="00DA7A75"/>
@@ -1623,10 +2322,10 @@
       <w:color w:val="595959" w:themeColor="text1" w:themeTint="A6"/>
     </w:rPr>
   </w:style>
-  <w:style w:type="character" w:customStyle="1" w:styleId="Ttulo7Car">
-    <w:name w:val="Título 7 Car"/>
-    <w:basedOn w:val="Fuentedeprrafopredeter"/>
-    <w:link w:val="Ttulo7"/>
+  <w:style w:type="character" w:customStyle="1" w:styleId="Heading7Char">
+    <w:name w:val="Heading 7 Char"/>
+    <w:basedOn w:val="DefaultParagraphFont"/>
+    <w:link w:val="Heading7"/>
     <w:uiPriority w:val="9"/>
     <w:semiHidden/>
     <w:rsid w:val="00DA7A75"/>
@@ -1635,10 +2334,10 @@
       <w:color w:val="595959" w:themeColor="text1" w:themeTint="A6"/>
     </w:rPr>
   </w:style>
-  <w:style w:type="character" w:customStyle="1" w:styleId="Ttulo8Car">
-    <w:name w:val="Título 8 Car"/>
-    <w:basedOn w:val="Fuentedeprrafopredeter"/>
-    <w:link w:val="Ttulo8"/>
+  <w:style w:type="character" w:customStyle="1" w:styleId="Heading8Char">
+    <w:name w:val="Heading 8 Char"/>
+    <w:basedOn w:val="DefaultParagraphFont"/>
+    <w:link w:val="Heading8"/>
     <w:uiPriority w:val="9"/>
     <w:semiHidden/>
     <w:rsid w:val="00DA7A75"/>
@@ -1649,10 +2348,10 @@
       <w:color w:val="272727" w:themeColor="text1" w:themeTint="D8"/>
     </w:rPr>
   </w:style>
-  <w:style w:type="character" w:customStyle="1" w:styleId="Ttulo9Car">
-    <w:name w:val="Título 9 Car"/>
-    <w:basedOn w:val="Fuentedeprrafopredeter"/>
-    <w:link w:val="Ttulo9"/>
+  <w:style w:type="character" w:customStyle="1" w:styleId="Heading9Char">
+    <w:name w:val="Heading 9 Char"/>
+    <w:basedOn w:val="DefaultParagraphFont"/>
+    <w:link w:val="Heading9"/>
     <w:uiPriority w:val="9"/>
     <w:semiHidden/>
     <w:rsid w:val="00DA7A75"/>
@@ -1661,11 +2360,11 @@
       <w:color w:val="272727" w:themeColor="text1" w:themeTint="D8"/>
     </w:rPr>
   </w:style>
-  <w:style w:type="paragraph" w:styleId="Ttulo">
+  <w:style w:type="paragraph" w:styleId="Title">
     <w:name w:val="Title"/>
     <w:basedOn w:val="Normal"/>
     <w:next w:val="Normal"/>
-    <w:link w:val="TtuloCar"/>
+    <w:link w:val="TitleChar"/>
     <w:uiPriority w:val="10"/>
     <w:qFormat/>
     <w:rsid w:val="00DA7A75"/>
@@ -1681,10 +2380,10 @@
       <w:szCs w:val="56"/>
     </w:rPr>
   </w:style>
-  <w:style w:type="character" w:customStyle="1" w:styleId="TtuloCar">
-    <w:name w:val="Título Car"/>
-    <w:basedOn w:val="Fuentedeprrafopredeter"/>
-    <w:link w:val="Ttulo"/>
+  <w:style w:type="character" w:customStyle="1" w:styleId="TitleChar">
+    <w:name w:val="Title Char"/>
+    <w:basedOn w:val="DefaultParagraphFont"/>
+    <w:link w:val="Title"/>
     <w:uiPriority w:val="10"/>
     <w:rsid w:val="00DA7A75"/>
     <w:rPr>
@@ -1695,11 +2394,11 @@
       <w:szCs w:val="56"/>
     </w:rPr>
   </w:style>
-  <w:style w:type="paragraph" w:styleId="Subttulo">
+  <w:style w:type="paragraph" w:styleId="Subtitle">
     <w:name w:val="Subtitle"/>
     <w:basedOn w:val="Normal"/>
     <w:next w:val="Normal"/>
-    <w:link w:val="SubttuloCar"/>
+    <w:link w:val="SubtitleChar"/>
     <w:uiPriority w:val="11"/>
     <w:qFormat/>
     <w:rsid w:val="00DA7A75"/>
@@ -1716,10 +2415,10 @@
       <w:szCs w:val="28"/>
     </w:rPr>
   </w:style>
-  <w:style w:type="character" w:customStyle="1" w:styleId="SubttuloCar">
-    <w:name w:val="Subtítulo Car"/>
-    <w:basedOn w:val="Fuentedeprrafopredeter"/>
-    <w:link w:val="Subttulo"/>
+  <w:style w:type="character" w:customStyle="1" w:styleId="SubtitleChar">
+    <w:name w:val="Subtitle Char"/>
+    <w:basedOn w:val="DefaultParagraphFont"/>
+    <w:link w:val="Subtitle"/>
     <w:uiPriority w:val="11"/>
     <w:rsid w:val="00DA7A75"/>
     <w:rPr>
@@ -1730,11 +2429,11 @@
       <w:szCs w:val="28"/>
     </w:rPr>
   </w:style>
-  <w:style w:type="paragraph" w:styleId="Cita">
+  <w:style w:type="paragraph" w:styleId="Quote">
     <w:name w:val="Quote"/>
     <w:basedOn w:val="Normal"/>
     <w:next w:val="Normal"/>
-    <w:link w:val="CitaCar"/>
+    <w:link w:val="QuoteChar"/>
     <w:uiPriority w:val="29"/>
     <w:qFormat/>
     <w:rsid w:val="00DA7A75"/>
@@ -1748,10 +2447,10 @@
       <w:color w:val="404040" w:themeColor="text1" w:themeTint="BF"/>
     </w:rPr>
   </w:style>
-  <w:style w:type="character" w:customStyle="1" w:styleId="CitaCar">
-    <w:name w:val="Cita Car"/>
-    <w:basedOn w:val="Fuentedeprrafopredeter"/>
-    <w:link w:val="Cita"/>
+  <w:style w:type="character" w:customStyle="1" w:styleId="QuoteChar">
+    <w:name w:val="Quote Char"/>
+    <w:basedOn w:val="DefaultParagraphFont"/>
+    <w:link w:val="Quote"/>
     <w:uiPriority w:val="29"/>
     <w:rsid w:val="00DA7A75"/>
     <w:rPr>
@@ -1760,7 +2459,7 @@
       <w:color w:val="404040" w:themeColor="text1" w:themeTint="BF"/>
     </w:rPr>
   </w:style>
-  <w:style w:type="paragraph" w:styleId="Prrafodelista">
+  <w:style w:type="paragraph" w:styleId="ListParagraph">
     <w:name w:val="List Paragraph"/>
     <w:basedOn w:val="Normal"/>
     <w:uiPriority w:val="34"/>
@@ -1771,9 +2470,9 @@
       <w:contextualSpacing/>
     </w:pPr>
   </w:style>
-  <w:style w:type="character" w:styleId="nfasisintenso">
+  <w:style w:type="character" w:styleId="IntenseEmphasis">
     <w:name w:val="Intense Emphasis"/>
-    <w:basedOn w:val="Fuentedeprrafopredeter"/>
+    <w:basedOn w:val="DefaultParagraphFont"/>
     <w:uiPriority w:val="21"/>
     <w:qFormat/>
     <w:rsid w:val="00DA7A75"/>
@@ -1783,11 +2482,11 @@
       <w:color w:val="0F4761" w:themeColor="accent1" w:themeShade="BF"/>
     </w:rPr>
   </w:style>
-  <w:style w:type="paragraph" w:styleId="Citadestacada">
+  <w:style w:type="paragraph" w:styleId="IntenseQuote">
     <w:name w:val="Intense Quote"/>
     <w:basedOn w:val="Normal"/>
     <w:next w:val="Normal"/>
-    <w:link w:val="CitadestacadaCar"/>
+    <w:link w:val="IntenseQuoteChar"/>
     <w:uiPriority w:val="30"/>
     <w:qFormat/>
     <w:rsid w:val="00DA7A75"/>
@@ -1806,10 +2505,10 @@
       <w:color w:val="0F4761" w:themeColor="accent1" w:themeShade="BF"/>
     </w:rPr>
   </w:style>
-  <w:style w:type="character" w:customStyle="1" w:styleId="CitadestacadaCar">
-    <w:name w:val="Cita destacada Car"/>
-    <w:basedOn w:val="Fuentedeprrafopredeter"/>
-    <w:link w:val="Citadestacada"/>
+  <w:style w:type="character" w:customStyle="1" w:styleId="IntenseQuoteChar">
+    <w:name w:val="Intense Quote Char"/>
+    <w:basedOn w:val="DefaultParagraphFont"/>
+    <w:link w:val="IntenseQuote"/>
     <w:uiPriority w:val="30"/>
     <w:rsid w:val="00DA7A75"/>
     <w:rPr>
@@ -1818,9 +2517,9 @@
       <w:color w:val="0F4761" w:themeColor="accent1" w:themeShade="BF"/>
     </w:rPr>
   </w:style>
-  <w:style w:type="character" w:styleId="Referenciaintensa">
+  <w:style w:type="character" w:styleId="IntenseReference">
     <w:name w:val="Intense Reference"/>
-    <w:basedOn w:val="Fuentedeprrafopredeter"/>
+    <w:basedOn w:val="DefaultParagraphFont"/>
     <w:uiPriority w:val="32"/>
     <w:qFormat/>
     <w:rsid w:val="00DA7A75"/>
@@ -1832,9 +2531,9 @@
       <w:spacing w:val="5"/>
     </w:rPr>
   </w:style>
-  <w:style w:type="paragraph" w:styleId="Sinespaciado">
+  <w:style w:type="paragraph" w:styleId="NoSpacing">
     <w:name w:val="No Spacing"/>
-    <w:link w:val="SinespaciadoCar"/>
+    <w:link w:val="NoSpacingChar"/>
     <w:uiPriority w:val="1"/>
     <w:qFormat/>
     <w:rsid w:val="00DA7A75"/>
@@ -1850,10 +2549,10 @@
       <w14:ligatures w14:val="none"/>
     </w:rPr>
   </w:style>
-  <w:style w:type="character" w:customStyle="1" w:styleId="SinespaciadoCar">
-    <w:name w:val="Sin espaciado Car"/>
-    <w:basedOn w:val="Fuentedeprrafopredeter"/>
-    <w:link w:val="Sinespaciado"/>
+  <w:style w:type="character" w:customStyle="1" w:styleId="NoSpacingChar">
+    <w:name w:val="No Spacing Char"/>
+    <w:basedOn w:val="DefaultParagraphFont"/>
+    <w:link w:val="NoSpacing"/>
     <w:uiPriority w:val="1"/>
     <w:rsid w:val="00DA7A75"/>
     <w:rPr>
@@ -1865,9 +2564,9 @@
       <w14:ligatures w14:val="none"/>
     </w:rPr>
   </w:style>
-  <w:style w:type="paragraph" w:styleId="TtuloTDC">
+  <w:style w:type="paragraph" w:styleId="TOCHeading">
     <w:name w:val="TOC Heading"/>
-    <w:basedOn w:val="Ttulo1"/>
+    <w:basedOn w:val="Heading1"/>
     <w:next w:val="Normal"/>
     <w:uiPriority w:val="39"/>
     <w:unhideWhenUsed/>
@@ -1888,6 +2587,42 @@
       <w:szCs w:val="32"/>
       <w:lang w:eastAsia="es-ES"/>
       <w14:ligatures w14:val="none"/>
+    </w:rPr>
+  </w:style>
+  <w:style w:type="paragraph" w:styleId="TOC1">
+    <w:name w:val="toc 1"/>
+    <w:basedOn w:val="Normal"/>
+    <w:next w:val="Normal"/>
+    <w:autoRedefine/>
+    <w:uiPriority w:val="39"/>
+    <w:unhideWhenUsed/>
+    <w:rsid w:val="00C868C3"/>
+    <w:pPr>
+      <w:spacing w:after="100"/>
+    </w:pPr>
+  </w:style>
+  <w:style w:type="paragraph" w:styleId="TOC2">
+    <w:name w:val="toc 2"/>
+    <w:basedOn w:val="Normal"/>
+    <w:next w:val="Normal"/>
+    <w:autoRedefine/>
+    <w:uiPriority w:val="39"/>
+    <w:unhideWhenUsed/>
+    <w:rsid w:val="00C868C3"/>
+    <w:pPr>
+      <w:spacing w:after="100"/>
+      <w:ind w:left="240"/>
+    </w:pPr>
+  </w:style>
+  <w:style w:type="character" w:styleId="Hyperlink">
+    <w:name w:val="Hyperlink"/>
+    <w:basedOn w:val="DefaultParagraphFont"/>
+    <w:uiPriority w:val="99"/>
+    <w:unhideWhenUsed/>
+    <w:rsid w:val="00C868C3"/>
+    <w:rPr>
+      <w:color w:val="467886" w:themeColor="hyperlink"/>
+      <w:u w:val="single"/>
     </w:rPr>
   </w:style>
 </w:styles>
@@ -2019,6 +2754,11 @@
   </w:compat>
   <w:rsids>
     <w:rsidRoot w:val="00FE1E0F"/>
+    <w:rsid w:val="000159D0"/>
+    <w:rsid w:val="001B50B0"/>
+    <w:rsid w:val="002E4B18"/>
+    <w:rsid w:val="0056472A"/>
+    <w:rsid w:val="006C74AB"/>
     <w:rsid w:val="00944ABD"/>
     <w:rsid w:val="00D96520"/>
     <w:rsid w:val="00FE1E0F"/>
@@ -2445,13 +3185,13 @@
     <w:name w:val="Normal"/>
     <w:qFormat/>
   </w:style>
-  <w:style w:type="character" w:default="1" w:styleId="Fuentedeprrafopredeter">
+  <w:style w:type="character" w:default="1" w:styleId="DefaultParagraphFont">
     <w:name w:val="Default Paragraph Font"/>
     <w:uiPriority w:val="1"/>
     <w:semiHidden/>
     <w:unhideWhenUsed/>
   </w:style>
-  <w:style w:type="table" w:default="1" w:styleId="Tablanormal">
+  <w:style w:type="table" w:default="1" w:styleId="TableNormal">
     <w:name w:val="Normal Table"/>
     <w:uiPriority w:val="99"/>
     <w:semiHidden/>
@@ -2466,7 +3206,7 @@
       </w:tblCellMar>
     </w:tblPr>
   </w:style>
-  <w:style w:type="numbering" w:default="1" w:styleId="Sinlista">
+  <w:style w:type="numbering" w:default="1" w:styleId="NoList">
     <w:name w:val="No List"/>
     <w:uiPriority w:val="99"/>
     <w:semiHidden/>
